--- a/data/jobs/00378_f5e1448c/generated/resume.docx
+++ b/data/jobs/00378_f5e1448c/generated/resume.docx
@@ -24,7 +24,7 @@
           <w:rFonts w:ascii="Arial" w:hAnsi="Arial"/>
           <w:sz w:val="22"/>
         </w:rPr>
-        <w:t>Observability / APM Platform Engineer | Telemetry, Performance, Python &amp; Reliability</w:t>
+        <w:t>Observability Platform Engineer | OpenTelemetry, Grafana, Prometheus, Python &amp; Cloud Automation</w:t>
       </w:r>
     </w:p>
     <w:p>
@@ -104,7 +104,7 @@
           <w:rFonts w:ascii="Arial" w:hAnsi="Arial"/>
           <w:sz w:val="22"/>
         </w:rPr>
-        <w:t>Senior observability, APM, telemetry, and performance engineering professional with 20+ years of enterprise experience across Dynatrace AppMon/Synthetics, CA APM/Introscope, AppDynamics, BMC TrueSight/TSCO, telemetry analysis, dashboards, alerting, production troubleshooting, Python scripting, SQL, cloud data workflows, and system reliability. Strong background supporting large-scale monitoring environments, transforming infrastructure and application telemetry into actionable reliability insights, defining monitoring standards, troubleshooting production issues, and documenting support/runbook practices. Best aligned to observability platform roles requiring telemetry pipelines, metrics/logs/traces concepts, APM platforms, dashboarding, alerting, performance engineering, Python automation, cloud exposure, and production reliability; Prometheus, Grafana, OpenTelemetry, Kubernetes, GPU-cluster observability, and IaC/deployment automation are positioned carefully as adjacent or learning areas rather than overstated production ownership.</w:t>
+        <w:t>Senior observability, APM, telemetry, and performance engineering professional with 20+ years of enterprise experience across Dynatrace AppMon/Synthetics, CA APM/Introscope, AppDynamics, BMC TrueSight/TSCO, telemetry analysis, dashboards, alerting, production troubleshooting, Python scripting, SQL, AWS/cloud data workflows, and system reliability. Strong background supporting large-scale monitoring environments, transforming infrastructure and application telemetry into actionable reliability insights, defining monitoring standards, troubleshooting production issues, and documenting support/runbook practices. Best aligned to observability platform roles requiring metrics/logs/traces thinking, OpenTelemetry/Grafana/Prometheus ramp-up, Python and shell automation, cloud-first operations, IaC awareness, platform reliability, and stakeholder communication; Kubernetes and GPU/HPC workload monitoring are adjacent platform contexts rather than overstated production ownership.</w:t>
       </w:r>
     </w:p>
     <w:p>
@@ -553,6 +553,142 @@
       </w:r>
     </w:p>
     <w:p>
+      <w:r>
+        <w:rPr>
+          <w:rFonts w:ascii="Arial" w:hAnsi="Arial"/>
+          <w:b/>
+          <w:sz w:val="22"/>
+        </w:rPr>
+        <w:t xml:space="preserve">Observability / APM: </w:t>
+      </w:r>
+      <w:r>
+        <w:rPr>
+          <w:rFonts w:ascii="Arial" w:hAnsi="Arial"/>
+          <w:sz w:val="22"/>
+        </w:rPr>
+        <w:t>Dynatrace AppMon, Gomez Synthetic Monitoring, CA APM / Introscope, AppDynamics, BMC TrueSight / TSCO, JMX Monitoring, transaction tracing concepts</w:t>
+      </w:r>
+    </w:p>
+    <w:p>
+      <w:r>
+        <w:rPr>
+          <w:rFonts w:ascii="Arial" w:hAnsi="Arial"/>
+          <w:b/>
+          <w:sz w:val="22"/>
+        </w:rPr>
+        <w:t xml:space="preserve">Modern Observability Ramp-Up: </w:t>
+      </w:r>
+      <w:r>
+        <w:rPr>
+          <w:rFonts w:ascii="Arial" w:hAnsi="Arial"/>
+          <w:sz w:val="22"/>
+        </w:rPr>
+        <w:t>OpenTelemetry awareness, Prometheus awareness, Grafana awareness, metrics/logs/traces concepts, cloud-native observability concepts, telemetry pipeline design concepts</w:t>
+      </w:r>
+    </w:p>
+    <w:p>
+      <w:r>
+        <w:rPr>
+          <w:rFonts w:ascii="Arial" w:hAnsi="Arial"/>
+          <w:b/>
+          <w:sz w:val="22"/>
+        </w:rPr>
+        <w:t xml:space="preserve">Python / Automation: </w:t>
+      </w:r>
+      <w:r>
+        <w:rPr>
+          <w:rFonts w:ascii="Arial" w:hAnsi="Arial"/>
+          <w:sz w:val="22"/>
+        </w:rPr>
+        <w:t>Python, Pandas, PySpark, SQL automation, Perl, KornShell/ksh, Unix/Linux scripting, validation automation, reporting automation, cloud-first automation concepts</w:t>
+      </w:r>
+    </w:p>
+    <w:p>
+      <w:r>
+        <w:rPr>
+          <w:rFonts w:ascii="Arial" w:hAnsi="Arial"/>
+          <w:b/>
+          <w:sz w:val="22"/>
+        </w:rPr>
+        <w:t xml:space="preserve">Cloud / Platform: </w:t>
+      </w:r>
+      <w:r>
+        <w:rPr>
+          <w:rFonts w:ascii="Arial" w:hAnsi="Arial"/>
+          <w:sz w:val="22"/>
+        </w:rPr>
+        <w:t>AWS S3, Glue, Athena, Redshift, EC2/ECS concepts, CloudWatch concepts, cloud monitoring concepts, PaaS/platform reliability concepts</w:t>
+      </w:r>
+    </w:p>
+    <w:p>
+      <w:r>
+        <w:rPr>
+          <w:rFonts w:ascii="Arial" w:hAnsi="Arial"/>
+          <w:b/>
+          <w:sz w:val="22"/>
+        </w:rPr>
+        <w:t xml:space="preserve">IaC / Deployment Adjacent: </w:t>
+      </w:r>
+      <w:r>
+        <w:rPr>
+          <w:rFonts w:ascii="Arial" w:hAnsi="Arial"/>
+          <w:sz w:val="22"/>
+        </w:rPr>
+        <w:t>Terraform/IaC active ramp-up, deployment automation awareness, Docker concepts, CI/CD concepts, environment automation concepts</w:t>
+      </w:r>
+    </w:p>
+    <w:p>
+      <w:r>
+        <w:rPr>
+          <w:rFonts w:ascii="Arial" w:hAnsi="Arial"/>
+          <w:b/>
+          <w:sz w:val="22"/>
+        </w:rPr>
+        <w:t xml:space="preserve">Kubernetes / HPC Adjacent: </w:t>
+      </w:r>
+      <w:r>
+        <w:rPr>
+          <w:rFonts w:ascii="Arial" w:hAnsi="Arial"/>
+          <w:sz w:val="22"/>
+        </w:rPr>
+        <w:t>Kubernetes-aware platform environments, containerized service awareness, GPU/HPC workload observability concepts, distributed systems awareness</w:t>
+      </w:r>
+    </w:p>
+    <w:p>
+      <w:r>
+        <w:rPr>
+          <w:rFonts w:ascii="Arial" w:hAnsi="Arial"/>
+          <w:b/>
+          <w:sz w:val="22"/>
+        </w:rPr>
+        <w:t xml:space="preserve">Performance / Reliability: </w:t>
+      </w:r>
+      <w:r>
+        <w:rPr>
+          <w:rFonts w:ascii="Arial" w:hAnsi="Arial"/>
+          <w:sz w:val="22"/>
+        </w:rPr>
+        <w:t>Performance engineering, bottleneck analysis, capacity planning, production troubleshooting, reliability improvement, incident analysis, SLO/SLA awareness</w:t>
+      </w:r>
+    </w:p>
+    <w:p>
+      <w:r>
+        <w:rPr>
+          <w:rFonts w:ascii="Arial" w:hAnsi="Arial"/>
+          <w:b/>
+          <w:sz w:val="22"/>
+        </w:rPr>
+        <w:t xml:space="preserve">Dashboards / Alerting: </w:t>
+      </w:r>
+      <w:r>
+        <w:rPr>
+          <w:rFonts w:ascii="Arial" w:hAnsi="Arial"/>
+          <w:sz w:val="22"/>
+        </w:rPr>
+        <w:t>Dashboard design, alert rules, SLA thresholds, operational reporting, KPI reporting, metric definitions, stakeholder-ready reliability views</w:t>
+      </w:r>
+    </w:p>
+    <w:p>
       <w:pPr>
         <w:pStyle w:val="Heading1"/>
       </w:pPr>
